--- a/Tutorials/Module 11/Module_11_Rebuild_the_Estimator_with_MVVM_from_the_Start_Tutorial.docx
+++ b/Tutorials/Module 11/Module_11_Rebuild_the_Estimator_with_MVVM_from_the_Start_Tutorial.docx
@@ -25,12 +25,12 @@
     </w:p>
     <w:p>
       <w:r>
-        <w:t>Begin from Module11Starter, a separate clean .NET MAUI template project. Module11Reference is the complete working result. The original seven-module project stays available for comparison. Build the Windows target after each connected group of files, then run its workflow. Do not copy the reference project over the starter.</w:t>
-      </w:r>
-    </w:p>
-    <w:p>
-      <w:r>
-        <w:t>Learning goals: Recognize the MAUI template before changing it; Assign each decision to a layer before coding; Create domain data and generated MVVM plumbing; Let a view model depend on a contract; Separate form state from Entry controls; Bind controls and keep navigation at the view boundary; Make list commands asynchronous; Keep platform APIs behind a small interface; Register dependencies in one place; Change the implementation without changing the BOM workflow; Check behavior and boundaries.</w:t>
+        <w:t>Create a new .NET MAUI App in Visual Studio with the project name ProjectCostEstimator and the .NET 10 framework. Module11Reference is the complete working result. The earlier module project stays available for comparison. Build the Windows target after each connected group of files, then run its workflow. Write the redo in your new project before comparing with the reference.</w:t>
+      </w:r>
+    </w:p>
+    <w:p>
+      <w:r>
+        <w:t>Learning goals: Start the redo from the standard project template; Assign each decision to a layer before coding; Create domain data and generated MVVM plumbing; Let a view model depend on a contract; Separate form state from Entry controls; Bind controls and keep navigation at the view boundary; Make list commands asynchronous; Keep platform APIs behind a small interface; Register dependencies in one place; Change the implementation without changing the BOM workflow; Check behavior and boundaries.</w:t>
       </w:r>
     </w:p>
     <w:p>
@@ -38,22 +38,22 @@
         <w:pStyle w:val="Heading1"/>
       </w:pPr>
       <w:r>
-        <w:t>Step 1 Open the clean starter</w:t>
-      </w:r>
-    </w:p>
-    <w:p>
-      <w:r>
-        <w:t>Concept. Recognize the MAUI template before changing it</w:t>
-      </w:r>
-    </w:p>
-    <w:p>
-      <w:r>
-        <w:t>Do. Open Module11Starter/ProjectCostEstimator.csproj as a separate project. Build and run its default Windows app. Make a personal working copy or branch for your redo. Keep Module11Reference closed until a checkpoint requires comparison.</w:t>
-      </w:r>
-    </w:p>
-    <w:p>
-      <w:r>
-        <w:t>Check. The unmodified template builds with zero errors.</w:t>
+        <w:t>Step 1 Create a new MAUI project</w:t>
+      </w:r>
+    </w:p>
+    <w:p>
+      <w:r>
+        <w:t>Concept. Start the redo from the standard project template</w:t>
+      </w:r>
+    </w:p>
+    <w:p>
+      <w:r>
+        <w:t>Do. In Visual Studio, select Create a new project. Search for and select the .NET MAUI App template, then choose Next. Name the project ProjectCostEstimator, choose a new location outside the earlier module project, and choose Create. Select .NET 10 when Visual Studio asks for a framework. Set the run target to Windows Machine, then build and run the default app before changing any files. Keep Module11Reference closed until a checkpoint requires comparison.</w:t>
+      </w:r>
+    </w:p>
+    <w:p>
+      <w:r>
+        <w:t>Check. The new template app opens with its Hello, World! page and builds with zero errors.</w:t>
       </w:r>
     </w:p>
     <w:p>
@@ -283,7 +283,7 @@
     </w:p>
     <w:p>
       <w:r>
-        <w:t>Check. The starter and reference build, tests pass, and the visible app behaves like the earlier modules.</w:t>
+        <w:t>Check. Your new project and the reference build, tests pass, and the visible app behaves like the earlier modules.</w:t>
       </w:r>
     </w:p>
     <w:p>
@@ -5809,7 +5809,7 @@
           <w:rFonts w:ascii="Consolas" w:hAnsi="Consolas"/>
           <w:sz w:val="15"/>
         </w:rPr>
-        <w:t xml:space="preserve">            &lt;Label </w:t>
+        <w:t xml:space="preserve">            &lt;Label</w:t>
       </w:r>
     </w:p>
     <w:p>
@@ -5835,7 +5835,7 @@
           <w:rFonts w:ascii="Consolas" w:hAnsi="Consolas"/>
           <w:sz w:val="15"/>
         </w:rPr>
-        <w:t xml:space="preserve">            VerticalOptions="Center" </w:t>
+        <w:t xml:space="preserve">            VerticalOptions="Center"</w:t>
       </w:r>
     </w:p>
     <w:p>

--- a/Tutorials/Module 11/Module_11_Rebuild_the_Estimator_with_MVVM_from_the_Start_Tutorial.docx
+++ b/Tutorials/Module 11/Module_11_Rebuild_the_Estimator_with_MVVM_from_the_Start_Tutorial.docx
@@ -81,6 +81,55 @@
     </w:p>
     <w:p>
       <w:pPr>
+        <w:keepNext/>
+        <w:jc w:val="center"/>
+      </w:pPr>
+      <w:r>
+        <w:drawing>
+          <wp:inline xmlns:a="http://schemas.openxmlformats.org/drawingml/2006/main" xmlns:pic="http://schemas.openxmlformats.org/drawingml/2006/picture">
+            <wp:extent cx="6126480" cy="1633728"/>
+            <wp:docPr id="1" name="Picture 1"/>
+            <wp:cNvGraphicFramePr>
+              <a:graphicFrameLocks noChangeAspect="1"/>
+            </wp:cNvGraphicFramePr>
+            <a:graphic>
+              <a:graphicData uri="http://schemas.openxmlformats.org/drawingml/2006/picture">
+                <pic:pic>
+                  <pic:nvPicPr>
+                    <pic:cNvPr id="0" name="module-11-concept.png"/>
+                    <pic:cNvPicPr/>
+                  </pic:nvPicPr>
+                  <pic:blipFill>
+                    <a:blip r:embed="rId9"/>
+                    <a:stretch>
+                      <a:fillRect/>
+                    </a:stretch>
+                  </pic:blipFill>
+                  <pic:spPr>
+                    <a:xfrm>
+                      <a:off x="0" y="0"/>
+                      <a:ext cx="6126480" cy="1633728"/>
+                    </a:xfrm>
+                    <a:prstGeom prst="rect"/>
+                  </pic:spPr>
+                </pic:pic>
+              </a:graphicData>
+            </a:graphic>
+          </wp:inline>
+        </w:drawing>
+      </w:r>
+    </w:p>
+    <w:p>
+      <w:pPr>
+        <w:pStyle w:val="Caption"/>
+        <w:keepLines/>
+      </w:pPr>
+      <w:r>
+        <w:t>Figure. Plan views, view models, and services before implementing the redo.</w:t>
+      </w:r>
+    </w:p>
+    <w:p>
+      <w:pPr>
         <w:pStyle w:val="Heading1"/>
       </w:pPr>
       <w:r>
@@ -173,6 +222,55 @@
     </w:p>
     <w:p>
       <w:pPr>
+        <w:keepNext/>
+        <w:jc w:val="center"/>
+      </w:pPr>
+      <w:r>
+        <w:drawing>
+          <wp:inline xmlns:a="http://schemas.openxmlformats.org/drawingml/2006/main" xmlns:pic="http://schemas.openxmlformats.org/drawingml/2006/picture">
+            <wp:extent cx="6126480" cy="3151991"/>
+            <wp:docPr id="2" name="Picture 2"/>
+            <wp:cNvGraphicFramePr>
+              <a:graphicFrameLocks noChangeAspect="1"/>
+            </wp:cNvGraphicFramePr>
+            <a:graphic>
+              <a:graphicData uri="http://schemas.openxmlformats.org/drawingml/2006/picture">
+                <pic:pic>
+                  <pic:nvPicPr>
+                    <pic:cNvPr id="0" name="reference-editor.png"/>
+                    <pic:cNvPicPr/>
+                  </pic:nvPicPr>
+                  <pic:blipFill>
+                    <a:blip r:embed="rId10"/>
+                    <a:stretch>
+                      <a:fillRect/>
+                    </a:stretch>
+                  </pic:blipFill>
+                  <pic:spPr>
+                    <a:xfrm>
+                      <a:off x="0" y="0"/>
+                      <a:ext cx="6126480" cy="3151991"/>
+                    </a:xfrm>
+                    <a:prstGeom prst="rect"/>
+                  </pic:spPr>
+                </pic:pic>
+              </a:graphicData>
+            </a:graphic>
+          </wp:inline>
+        </w:drawing>
+      </w:r>
+    </w:p>
+    <w:p>
+      <w:pPr>
+        <w:pStyle w:val="Caption"/>
+        <w:keepLines/>
+      </w:pPr>
+      <w:r>
+        <w:t>Figure. The completed editor binds its fields and commands to an editor view model.</w:t>
+      </w:r>
+    </w:p>
+    <w:p>
+      <w:pPr>
         <w:pStyle w:val="Heading1"/>
       </w:pPr>
       <w:r>
@@ -219,6 +317,55 @@
     </w:p>
     <w:p>
       <w:pPr>
+        <w:keepNext/>
+        <w:jc w:val="center"/>
+      </w:pPr>
+      <w:r>
+        <w:drawing>
+          <wp:inline xmlns:a="http://schemas.openxmlformats.org/drawingml/2006/main" xmlns:pic="http://schemas.openxmlformats.org/drawingml/2006/picture">
+            <wp:extent cx="6126480" cy="3151991"/>
+            <wp:docPr id="3" name="Picture 3"/>
+            <wp:cNvGraphicFramePr>
+              <a:graphicFrameLocks noChangeAspect="1"/>
+            </wp:cNvGraphicFramePr>
+            <a:graphic>
+              <a:graphicData uri="http://schemas.openxmlformats.org/drawingml/2006/picture">
+                <pic:pic>
+                  <pic:nvPicPr>
+                    <pic:cNvPr id="0" name="reference-bom.png"/>
+                    <pic:cNvPicPr/>
+                  </pic:nvPicPr>
+                  <pic:blipFill>
+                    <a:blip r:embed="rId11"/>
+                    <a:stretch>
+                      <a:fillRect/>
+                    </a:stretch>
+                  </pic:blipFill>
+                  <pic:spPr>
+                    <a:xfrm>
+                      <a:off x="0" y="0"/>
+                      <a:ext cx="6126480" cy="3151991"/>
+                    </a:xfrm>
+                    <a:prstGeom prst="rect"/>
+                  </pic:spPr>
+                </pic:pic>
+              </a:graphicData>
+            </a:graphic>
+          </wp:inline>
+        </w:drawing>
+      </w:r>
+    </w:p>
+    <w:p>
+      <w:pPr>
+        <w:pStyle w:val="Caption"/>
+        <w:keepLines/>
+      </w:pPr>
+      <w:r>
+        <w:t>Figure. The completed Bill of Materials shows one row and the Add, Edit, and Delete actions.</w:t>
+      </w:r>
+    </w:p>
+    <w:p>
+      <w:pPr>
         <w:pStyle w:val="Heading1"/>
       </w:pPr>
       <w:r>
@@ -238,6 +385,55 @@
     <w:p>
       <w:r>
         <w:t>Check. Shell navigation opens all pages and the Windows build has zero warnings and errors.</w:t>
+      </w:r>
+    </w:p>
+    <w:p>
+      <w:pPr>
+        <w:keepNext/>
+        <w:jc w:val="center"/>
+      </w:pPr>
+      <w:r>
+        <w:drawing>
+          <wp:inline xmlns:a="http://schemas.openxmlformats.org/drawingml/2006/main" xmlns:pic="http://schemas.openxmlformats.org/drawingml/2006/picture">
+            <wp:extent cx="6126480" cy="3151991"/>
+            <wp:docPr id="4" name="Picture 4"/>
+            <wp:cNvGraphicFramePr>
+              <a:graphicFrameLocks noChangeAspect="1"/>
+            </wp:cNvGraphicFramePr>
+            <a:graphic>
+              <a:graphicData uri="http://schemas.openxmlformats.org/drawingml/2006/picture">
+                <pic:pic>
+                  <pic:nvPicPr>
+                    <pic:cNvPr id="0" name="reference-home.png"/>
+                    <pic:cNvPicPr/>
+                  </pic:nvPicPr>
+                  <pic:blipFill>
+                    <a:blip r:embed="rId12"/>
+                    <a:stretch>
+                      <a:fillRect/>
+                    </a:stretch>
+                  </pic:blipFill>
+                  <pic:spPr>
+                    <a:xfrm>
+                      <a:off x="0" y="0"/>
+                      <a:ext cx="6126480" cy="3151991"/>
+                    </a:xfrm>
+                    <a:prstGeom prst="rect"/>
+                  </pic:spPr>
+                </pic:pic>
+              </a:graphicData>
+            </a:graphic>
+          </wp:inline>
+        </w:drawing>
+      </w:r>
+    </w:p>
+    <w:p>
+      <w:pPr>
+        <w:pStyle w:val="Caption"/>
+        <w:keepLines/>
+      </w:pPr>
+      <w:r>
+        <w:t>Figure. The completed Home page is reached through Shell navigation.</w:t>
       </w:r>
     </w:p>
     <w:p>
